--- a/swh/docx/27.content.docx
+++ b/swh/docx/27.content.docx
@@ -19,7 +19,7 @@
         <w:rPr>
           <w:lang w:val="sw_KE" w:bidi="sw_KE"/>
         </w:rPr>
-        <w:t>Resource: Maelezo ya Masomo - Machapisho ya Vitabu (Tyndale)</w:t>
+        <w:t>Resource: Tyndale Open Study Notes</w:t>
       </w:r>
       <w:r>
         <w:rPr>
@@ -112,7 +112,7 @@
         <w:rPr>
           <w:lang w:val="sw_KE" w:bidi="sw_KE"/>
         </w:rPr>
-        <w:t>Maelezo ya Masomo - Machapisho ya Vitabu (Tyndale)</w:t>
+        <w:t>Tyndale Open Study Notes</w:t>
       </w:r>
     </w:p>
     <w:p>

--- a/swh/docx/27.content.docx
+++ b/swh/docx/27.content.docx
@@ -19,7 +19,7 @@
         <w:rPr>
           <w:lang w:val="sw_KE" w:bidi="sw_KE"/>
         </w:rPr>
-        <w:t>Resource: Tyndale Open Study Notes</w:t>
+        <w:t>Resource: Aquifer Open Study Notes (Book Intros)</w:t>
       </w:r>
       <w:r>
         <w:rPr>
@@ -112,7 +112,7 @@
         <w:rPr>
           <w:lang w:val="sw_KE" w:bidi="sw_KE"/>
         </w:rPr>
-        <w:t>Tyndale Open Study Notes</w:t>
+        <w:t>Aquifer Open Study Notes (Book Intros)</w:t>
       </w:r>
     </w:p>
     <w:p>

--- a/swh/docx/27.content.docx
+++ b/swh/docx/27.content.docx
@@ -258,144 +258,96 @@
         </w:rPr>
         <w:t>Mwaka wa 605 Kabla ya Kristo (KK), Nebukadneza wa Pili wa Babeli (605–562 KK) alishambulia Yerusalemu na kuwachukua baadhi ya Waisraeli kama mateka kurudi Babeli, wakiwemo baadhi ya vijana wa familia ya kifalme ya Yuda (</w:t>
       </w:r>
-      <w:hyperlink r:id="rId13">
-        <w:r>
-          <w:rPr>
-            <w:lang w:val="sw_KE" w:bidi="sw_KE"/>
-          </w:rPr>
-          <w:rPr>
-            <w:color w:val="0000EE"/>
-            <w:u w:val="single"/>
-          </w:rPr>
-          <w:t>1:1–4</w:t>
-        </w:r>
-      </w:hyperlink>
+      <w:r>
+        <w:rPr>
+          <w:lang w:val="sw_KE" w:bidi="sw_KE"/>
+        </w:rPr>
+        <w:t>1:1–4</w:t>
+      </w:r>
       <w:r>
         <w:rPr>
           <w:lang w:val="sw_KE" w:bidi="sw_KE"/>
         </w:rPr>
         <w:t>). Katika tukio hili la kihistoria, Mungu alianza kupeleka watu wake uhamishoni kama alivyokuwa ameonya angefanya. Waisraeli walikuwa wamevunja imani na Mungu kwa kuvunja agano lake (</w:t>
       </w:r>
-      <w:hyperlink r:id="rId14">
-        <w:r>
-          <w:rPr>
-            <w:lang w:val="sw_KE" w:bidi="sw_KE"/>
-          </w:rPr>
-          <w:rPr>
-            <w:color w:val="0000EE"/>
-            <w:u w:val="single"/>
-          </w:rPr>
-          <w:t>Kumb 28:36</w:t>
-        </w:r>
-      </w:hyperlink>
+      <w:r>
+        <w:rPr>
+          <w:lang w:val="sw_KE" w:bidi="sw_KE"/>
+        </w:rPr>
+        <w:t>Kumb 28:36</w:t>
+      </w:r>
       <w:r>
         <w:rPr>
           <w:lang w:val="sw_KE" w:bidi="sw_KE"/>
         </w:rPr>
         <w:t xml:space="preserve">, </w:t>
       </w:r>
-      <w:hyperlink r:id="rId15">
-        <w:r>
-          <w:rPr>
-            <w:lang w:val="sw_KE" w:bidi="sw_KE"/>
-          </w:rPr>
-          <w:rPr>
-            <w:color w:val="0000EE"/>
-            <w:u w:val="single"/>
-          </w:rPr>
-          <w:t>64</w:t>
-        </w:r>
-      </w:hyperlink>
+      <w:r>
+        <w:rPr>
+          <w:lang w:val="sw_KE" w:bidi="sw_KE"/>
+        </w:rPr>
+        <w:t>64</w:t>
+      </w:r>
       <w:r>
         <w:rPr>
           <w:lang w:val="sw_KE" w:bidi="sw_KE"/>
         </w:rPr>
         <w:t xml:space="preserve">; </w:t>
       </w:r>
-      <w:hyperlink r:id="rId16">
-        <w:r>
-          <w:rPr>
-            <w:lang w:val="sw_KE" w:bidi="sw_KE"/>
-          </w:rPr>
-          <w:rPr>
-            <w:color w:val="0000EE"/>
-            <w:u w:val="single"/>
-          </w:rPr>
-          <w:t>Yer 11:1–17</w:t>
-        </w:r>
-      </w:hyperlink>
+      <w:r>
+        <w:rPr>
+          <w:lang w:val="sw_KE" w:bidi="sw_KE"/>
+        </w:rPr>
+        <w:t>Yer 11:1–17</w:t>
+      </w:r>
       <w:r>
         <w:rPr>
           <w:lang w:val="sw_KE" w:bidi="sw_KE"/>
         </w:rPr>
         <w:t xml:space="preserve">; </w:t>
       </w:r>
-      <w:hyperlink r:id="rId17">
-        <w:r>
-          <w:rPr>
-            <w:lang w:val="sw_KE" w:bidi="sw_KE"/>
-          </w:rPr>
-          <w:rPr>
-            <w:color w:val="0000EE"/>
-            <w:u w:val="single"/>
-          </w:rPr>
-          <w:t>25:11–12</w:t>
-        </w:r>
-      </w:hyperlink>
+      <w:r>
+        <w:rPr>
+          <w:lang w:val="sw_KE" w:bidi="sw_KE"/>
+        </w:rPr>
+        <w:t>25:11–12</w:t>
+      </w:r>
       <w:r>
         <w:rPr>
           <w:lang w:val="sw_KE" w:bidi="sw_KE"/>
         </w:rPr>
         <w:t xml:space="preserve">; </w:t>
       </w:r>
-      <w:hyperlink r:id="rId18">
-        <w:r>
-          <w:rPr>
-            <w:lang w:val="sw_KE" w:bidi="sw_KE"/>
-          </w:rPr>
-          <w:rPr>
-            <w:color w:val="0000EE"/>
-            <w:u w:val="single"/>
-          </w:rPr>
-          <w:t>29:10–11</w:t>
-        </w:r>
-      </w:hyperlink>
+      <w:r>
+        <w:rPr>
+          <w:lang w:val="sw_KE" w:bidi="sw_KE"/>
+        </w:rPr>
+        <w:t>29:10–11</w:t>
+      </w:r>
       <w:r>
         <w:rPr>
           <w:lang w:val="sw_KE" w:bidi="sw_KE"/>
         </w:rPr>
         <w:t>). Kupitia mfalme mwenye nguvu Nebukadneza, Mungu aliwahukumu watu wake Israeli (</w:t>
       </w:r>
-      <w:hyperlink r:id="rId19">
-        <w:r>
-          <w:rPr>
-            <w:lang w:val="sw_KE" w:bidi="sw_KE"/>
-          </w:rPr>
-          <w:rPr>
-            <w:color w:val="0000EE"/>
-            <w:u w:val="single"/>
-          </w:rPr>
-          <w:t>Yer 25:9</w:t>
-        </w:r>
-      </w:hyperlink>
+      <w:r>
+        <w:rPr>
+          <w:lang w:val="sw_KE" w:bidi="sw_KE"/>
+        </w:rPr>
+        <w:t>Yer 25:9</w:t>
+      </w:r>
       <w:r>
         <w:rPr>
           <w:lang w:val="sw_KE" w:bidi="sw_KE"/>
         </w:rPr>
         <w:t xml:space="preserve">). Wakati huo, Danieli na marafiki zake walianza mchakato wa kuingizwa katika utamaduni ulioamriwa na Nebukadneza ambao ulitishia kuwameza katika njia ya kipagani huku ukifuta utambulisho wao kama watu watakatifu wa Bwana (tazama </w:t>
       </w:r>
-      <w:hyperlink r:id="rId20">
-        <w:r>
-          <w:rPr>
-            <w:lang w:val="sw_KE" w:bidi="sw_KE"/>
-          </w:rPr>
-          <w:rPr>
-            <w:color w:val="0000EE"/>
-            <w:u w:val="single"/>
-          </w:rPr>
-          <w:t>Kut 19:5–6</w:t>
-        </w:r>
-      </w:hyperlink>
+      <w:r>
+        <w:rPr>
+          <w:lang w:val="sw_KE" w:bidi="sw_KE"/>
+        </w:rPr>
+        <w:t>Kut 19:5–6</w:t>
+      </w:r>
       <w:r>
         <w:rPr>
           <w:lang w:val="sw_KE" w:bidi="sw_KE"/>
@@ -416,36 +368,24 @@
         </w:rPr>
         <w:t xml:space="preserve">Wakati huo huo, Wababeli waliendelea kuharibu Yuda na Yerusalemu. Mnamo 597 KK, Waisraeli zaidi walichukuliwa kwenda Babeli, na mnamo 586 KK, Yerusalemu iliharibiwa. Baada ya 586 KK, Yuda haikuwa tena taifa; watu wa Mungu walikuwa hawana msaada na matumaini kabisa. Katika kipindi hiki cha chini kabisa katika maisha yao, watu wa Mungu wakawa mkia wa mataifa, si kichwa chao (tazama </w:t>
       </w:r>
-      <w:hyperlink r:id="rId21">
-        <w:r>
-          <w:rPr>
-            <w:lang w:val="sw_KE" w:bidi="sw_KE"/>
-          </w:rPr>
-          <w:rPr>
-            <w:color w:val="0000EE"/>
-            <w:u w:val="single"/>
-          </w:rPr>
-          <w:t>Kumb 28:13</w:t>
-        </w:r>
-      </w:hyperlink>
+      <w:r>
+        <w:rPr>
+          <w:lang w:val="sw_KE" w:bidi="sw_KE"/>
+        </w:rPr>
+        <w:t>Kumb 28:13</w:t>
+      </w:r>
       <w:r>
         <w:rPr>
           <w:lang w:val="sw_KE" w:bidi="sw_KE"/>
         </w:rPr>
         <w:t xml:space="preserve">, </w:t>
       </w:r>
-      <w:hyperlink r:id="rId22">
-        <w:r>
-          <w:rPr>
-            <w:lang w:val="sw_KE" w:bidi="sw_KE"/>
-          </w:rPr>
-          <w:rPr>
-            <w:color w:val="0000EE"/>
-            <w:u w:val="single"/>
-          </w:rPr>
-          <w:t>44</w:t>
-        </w:r>
-      </w:hyperlink>
+      <w:r>
+        <w:rPr>
+          <w:lang w:val="sw_KE" w:bidi="sw_KE"/>
+        </w:rPr>
+        <w:t>44</w:t>
+      </w:r>
       <w:r>
         <w:rPr>
           <w:lang w:val="sw_KE" w:bidi="sw_KE"/>
@@ -466,54 +406,36 @@
         </w:rPr>
         <w:t>Ahadi kwamba wazao wa Abrahamu wangekuwa baraka kwa mataifa yote ilionekana kuwa haina matumaini (</w:t>
       </w:r>
-      <w:hyperlink r:id="rId23">
-        <w:r>
-          <w:rPr>
-            <w:lang w:val="sw_KE" w:bidi="sw_KE"/>
-          </w:rPr>
-          <w:rPr>
-            <w:color w:val="0000EE"/>
-            <w:u w:val="single"/>
-          </w:rPr>
-          <w:t>Mwan 12:1–3</w:t>
-        </w:r>
-      </w:hyperlink>
+      <w:r>
+        <w:rPr>
+          <w:lang w:val="sw_KE" w:bidi="sw_KE"/>
+        </w:rPr>
+        <w:t>Mwan 12:1–3</w:t>
+      </w:r>
       <w:r>
         <w:rPr>
           <w:lang w:val="sw_KE" w:bidi="sw_KE"/>
         </w:rPr>
         <w:t>). Mataifa makubwa ya Mataifa ya kale ya Mashariki ya Karibu, kwanza Ashuru kisha Babeli, yalitawala dunia. Je, Israeli ingepata nini katika uhamisho? Je, ahadi za Mungu kwa Abrahamu, Isaka, Yakobo, na Mose zingeweza kuwa vipi? (</w:t>
       </w:r>
-      <w:hyperlink r:id="rId24">
-        <w:r>
-          <w:rPr>
-            <w:lang w:val="sw_KE" w:bidi="sw_KE"/>
-          </w:rPr>
-          <w:rPr>
-            <w:color w:val="0000EE"/>
-            <w:u w:val="single"/>
-          </w:rPr>
-          <w:t>Kut 19–20</w:t>
-        </w:r>
-      </w:hyperlink>
+      <w:r>
+        <w:rPr>
+          <w:lang w:val="sw_KE" w:bidi="sw_KE"/>
+        </w:rPr>
+        <w:t>Kut 19–20</w:t>
+      </w:r>
       <w:r>
         <w:rPr>
           <w:lang w:val="sw_KE" w:bidi="sw_KE"/>
         </w:rPr>
         <w:t>), na Daudi (</w:t>
       </w:r>
-      <w:hyperlink r:id="rId25">
-        <w:r>
-          <w:rPr>
-            <w:lang w:val="sw_KE" w:bidi="sw_KE"/>
-          </w:rPr>
-          <w:rPr>
-            <w:color w:val="0000EE"/>
-            <w:u w:val="single"/>
-          </w:rPr>
-          <w:t>2 Sam 7:1–29</w:t>
-        </w:r>
-      </w:hyperlink>
+      <w:r>
+        <w:rPr>
+          <w:lang w:val="sw_KE" w:bidi="sw_KE"/>
+        </w:rPr>
+        <w:t>2 Sam 7:1–29</w:t>
+      </w:r>
       <w:r>
         <w:rPr>
           <w:lang w:val="sw_KE" w:bidi="sw_KE"/>
@@ -534,18 +456,12 @@
         </w:rPr>
         <w:t>Danieli aliweka uaminifu wake, akawaheshimu watu wake, na kumtukuza Mungu wake kupitia tawala za wafalme kadhaa wa Babeli hadi mwisho wa Uhamisho wa Babeli. Wakati watu wa Mungu walivumilia "kifo cha uhamisho" (</w:t>
       </w:r>
-      <w:hyperlink r:id="rId26">
-        <w:r>
-          <w:rPr>
-            <w:lang w:val="sw_KE" w:bidi="sw_KE"/>
-          </w:rPr>
-          <w:rPr>
-            <w:color w:val="0000EE"/>
-            <w:u w:val="single"/>
-          </w:rPr>
-          <w:t>Ezek 37</w:t>
-        </w:r>
-      </w:hyperlink>
+      <w:r>
+        <w:rPr>
+          <w:lang w:val="sw_KE" w:bidi="sw_KE"/>
+        </w:rPr>
+        <w:t>Ezek 37</w:t>
+      </w:r>
       <w:r>
         <w:rPr>
           <w:lang w:val="sw_KE" w:bidi="sw_KE"/>
@@ -566,90 +482,60 @@
         </w:rPr>
         <w:t>Mwaka wa 539 KK, Koreshi wa Uajemi alitikisa dunia kwa kuvamia Babeli, kuingia katika mji mkuu, na kuushinda pamoja na mtawala wake mwenye kufuru, Belshaza, kama nabii Isaya alivyotabiri angefanya (</w:t>
       </w:r>
-      <w:hyperlink r:id="rId27">
-        <w:r>
-          <w:rPr>
-            <w:lang w:val="sw_KE" w:bidi="sw_KE"/>
-          </w:rPr>
-          <w:rPr>
-            <w:color w:val="0000EE"/>
-            <w:u w:val="single"/>
-          </w:rPr>
-          <w:t>Isa 44:26–45:7</w:t>
-        </w:r>
-      </w:hyperlink>
+      <w:r>
+        <w:rPr>
+          <w:lang w:val="sw_KE" w:bidi="sw_KE"/>
+        </w:rPr>
+        <w:t>Isa 44:26–45:7</w:t>
+      </w:r>
       <w:r>
         <w:rPr>
           <w:lang w:val="sw_KE" w:bidi="sw_KE"/>
         </w:rPr>
         <w:t xml:space="preserve">). Danieli alishuhudia amri kwamba watu waliokuwa mateka wangeweza kurudi makwao (tazama </w:t>
       </w:r>
-      <w:hyperlink r:id="rId28">
-        <w:r>
-          <w:rPr>
-            <w:lang w:val="sw_KE" w:bidi="sw_KE"/>
-          </w:rPr>
-          <w:rPr>
-            <w:color w:val="0000EE"/>
-            <w:u w:val="single"/>
-          </w:rPr>
-          <w:t>Ezra 1:2–4</w:t>
-        </w:r>
-      </w:hyperlink>
+      <w:r>
+        <w:rPr>
+          <w:lang w:val="sw_KE" w:bidi="sw_KE"/>
+        </w:rPr>
+        <w:t>Ezra 1:2–4</w:t>
+      </w:r>
       <w:r>
         <w:rPr>
           <w:lang w:val="sw_KE" w:bidi="sw_KE"/>
         </w:rPr>
         <w:t>). Hii ilitimiza unabii wa Yeremia (</w:t>
       </w:r>
-      <w:hyperlink r:id="rId17">
-        <w:r>
-          <w:rPr>
-            <w:lang w:val="sw_KE" w:bidi="sw_KE"/>
-          </w:rPr>
-          <w:rPr>
-            <w:color w:val="0000EE"/>
-            <w:u w:val="single"/>
-          </w:rPr>
-          <w:t>Yer 25:11–12</w:t>
-        </w:r>
-      </w:hyperlink>
+      <w:r>
+        <w:rPr>
+          <w:lang w:val="sw_KE" w:bidi="sw_KE"/>
+        </w:rPr>
+        <w:t>Yer 25:11–12</w:t>
+      </w:r>
       <w:r>
         <w:rPr>
           <w:lang w:val="sw_KE" w:bidi="sw_KE"/>
         </w:rPr>
         <w:t xml:space="preserve">; </w:t>
       </w:r>
-      <w:hyperlink r:id="rId18">
-        <w:r>
-          <w:rPr>
-            <w:lang w:val="sw_KE" w:bidi="sw_KE"/>
-          </w:rPr>
-          <w:rPr>
-            <w:color w:val="0000EE"/>
-            <w:u w:val="single"/>
-          </w:rPr>
-          <w:t>29:10–11</w:t>
-        </w:r>
-      </w:hyperlink>
+      <w:r>
+        <w:rPr>
+          <w:lang w:val="sw_KE" w:bidi="sw_KE"/>
+        </w:rPr>
+        <w:t>29:10–11</w:t>
+      </w:r>
       <w:r>
         <w:rPr>
           <w:lang w:val="sw_KE" w:bidi="sw_KE"/>
         </w:rPr>
         <w:t>) na kujibu maombi ya Danieli mapema mwaka huo huo (</w:t>
       </w:r>
-      <w:hyperlink r:id="rId29">
-        <w:r>
-          <w:rPr>
-            <w:lang w:val="sw_KE" w:bidi="sw_KE"/>
-          </w:rPr>
-          <w:rPr>
-            <w:color w:val="0000EE"/>
-            <w:u w:val="single"/>
-          </w:rPr>
-          <w:t>Dan 9:1–19</w:t>
-        </w:r>
-      </w:hyperlink>
+      <w:r>
+        <w:rPr>
+          <w:lang w:val="sw_KE" w:bidi="sw_KE"/>
+        </w:rPr>
+        <w:t>Dan 9:1–19</w:t>
+      </w:r>
       <w:r>
         <w:rPr>
           <w:lang w:val="sw_KE" w:bidi="sw_KE"/>
@@ -695,126 +581,84 @@
         </w:rPr>
         <w:t xml:space="preserve">Kitabu cha Danieli kinashughulikia kipindi kutoka 605 KK hadi karibu 535 KK </w:t>
       </w:r>
-      <w:hyperlink r:id="rId30">
-        <w:r>
-          <w:rPr>
-            <w:lang w:val="sw_KE" w:bidi="sw_KE"/>
-          </w:rPr>
-          <w:rPr>
-            <w:color w:val="0000EE"/>
-            <w:u w:val="single"/>
-          </w:rPr>
-          <w:t>sira 1–6</w:t>
-        </w:r>
-      </w:hyperlink>
+      <w:r>
+        <w:rPr>
+          <w:lang w:val="sw_KE" w:bidi="sw_KE"/>
+        </w:rPr>
+        <w:t>sira 1–6</w:t>
+      </w:r>
       <w:r>
         <w:rPr>
           <w:lang w:val="sw_KE" w:bidi="sw_KE"/>
         </w:rPr>
         <w:t xml:space="preserve"> zinaonyesha matukio na hadithi zinazoonyesha uaminifu wa Mungu kwa Danieli na marafiki zake walipobaki waaminifu kwa Mungu na sheria yake. Mara tatu, mateka wa Kiebrania walikabiliwa na amri za kifalme zilizokwenda kinyume na sheria ya Mungu (</w:t>
       </w:r>
-      <w:hyperlink r:id="rId31">
-        <w:r>
-          <w:rPr>
-            <w:lang w:val="sw_KE" w:bidi="sw_KE"/>
-          </w:rPr>
-          <w:rPr>
-            <w:color w:val="0000EE"/>
-            <w:u w:val="single"/>
-          </w:rPr>
-          <w:t>sira 1</w:t>
-        </w:r>
-      </w:hyperlink>
+      <w:r>
+        <w:rPr>
+          <w:lang w:val="sw_KE" w:bidi="sw_KE"/>
+        </w:rPr>
+        <w:t>sira 1</w:t>
+      </w:r>
       <w:r>
         <w:rPr>
           <w:lang w:val="sw_KE" w:bidi="sw_KE"/>
         </w:rPr>
         <w:t xml:space="preserve">, </w:t>
       </w:r>
-      <w:hyperlink r:id="rId32">
-        <w:r>
-          <w:rPr>
-            <w:lang w:val="sw_KE" w:bidi="sw_KE"/>
-          </w:rPr>
-          <w:rPr>
-            <w:color w:val="0000EE"/>
-            <w:u w:val="single"/>
-          </w:rPr>
-          <w:t>3</w:t>
-        </w:r>
-      </w:hyperlink>
+      <w:r>
+        <w:rPr>
+          <w:lang w:val="sw_KE" w:bidi="sw_KE"/>
+        </w:rPr>
+        <w:t>3</w:t>
+      </w:r>
       <w:r>
         <w:rPr>
           <w:lang w:val="sw_KE" w:bidi="sw_KE"/>
         </w:rPr>
         <w:t xml:space="preserve">, </w:t>
       </w:r>
-      <w:hyperlink r:id="rId33">
-        <w:r>
-          <w:rPr>
-            <w:lang w:val="sw_KE" w:bidi="sw_KE"/>
-          </w:rPr>
-          <w:rPr>
-            <w:color w:val="0000EE"/>
-            <w:u w:val="single"/>
-          </w:rPr>
-          <w:t>6</w:t>
-        </w:r>
-      </w:hyperlink>
+      <w:r>
+        <w:rPr>
+          <w:lang w:val="sw_KE" w:bidi="sw_KE"/>
+        </w:rPr>
+        <w:t>6</w:t>
+      </w:r>
       <w:r>
         <w:rPr>
           <w:lang w:val="sw_KE" w:bidi="sw_KE"/>
         </w:rPr>
         <w:t>); mara zote tatu, walionyesha hekima huku wakimtii Mungu, naye akawaokoa kutokana na madhara. Mara tatu, Mungu alizungumza kupitia Danieli kutafsiri ufunuo aliokuwa amewapa wafalme wapagani (</w:t>
       </w:r>
-      <w:hyperlink r:id="rId34">
-        <w:r>
-          <w:rPr>
-            <w:lang w:val="sw_KE" w:bidi="sw_KE"/>
-          </w:rPr>
-          <w:rPr>
-            <w:color w:val="0000EE"/>
-            <w:u w:val="single"/>
-          </w:rPr>
-          <w:t>sira 2</w:t>
-        </w:r>
-      </w:hyperlink>
+      <w:r>
+        <w:rPr>
+          <w:lang w:val="sw_KE" w:bidi="sw_KE"/>
+        </w:rPr>
+        <w:t>sira 2</w:t>
+      </w:r>
       <w:r>
         <w:rPr>
           <w:lang w:val="sw_KE" w:bidi="sw_KE"/>
         </w:rPr>
         <w:t xml:space="preserve">, </w:t>
       </w:r>
-      <w:hyperlink r:id="rId35">
-        <w:r>
-          <w:rPr>
-            <w:lang w:val="sw_KE" w:bidi="sw_KE"/>
-          </w:rPr>
-          <w:rPr>
-            <w:color w:val="0000EE"/>
-            <w:u w:val="single"/>
-          </w:rPr>
-          <w:t>4</w:t>
-        </w:r>
-      </w:hyperlink>
+      <w:r>
+        <w:rPr>
+          <w:lang w:val="sw_KE" w:bidi="sw_KE"/>
+        </w:rPr>
+        <w:t>4</w:t>
+      </w:r>
       <w:r>
         <w:rPr>
           <w:lang w:val="sw_KE" w:bidi="sw_KE"/>
         </w:rPr>
         <w:t xml:space="preserve">, </w:t>
       </w:r>
-      <w:hyperlink r:id="rId36">
-        <w:r>
-          <w:rPr>
-            <w:lang w:val="sw_KE" w:bidi="sw_KE"/>
-          </w:rPr>
-          <w:rPr>
-            <w:color w:val="0000EE"/>
-            <w:u w:val="single"/>
-          </w:rPr>
-          <w:t>5</w:t>
-        </w:r>
-      </w:hyperlink>
+      <w:r>
+        <w:rPr>
+          <w:lang w:val="sw_KE" w:bidi="sw_KE"/>
+        </w:rPr>
+        <w:t>5</w:t>
+      </w:r>
       <w:r>
         <w:rPr>
           <w:lang w:val="sw_KE" w:bidi="sw_KE"/>
@@ -835,108 +679,72 @@
         </w:rPr>
         <w:t xml:space="preserve">Kwenye </w:t>
       </w:r>
-      <w:hyperlink r:id="rId37">
-        <w:r>
-          <w:rPr>
-            <w:lang w:val="sw_KE" w:bidi="sw_KE"/>
-          </w:rPr>
-          <w:rPr>
-            <w:color w:val="0000EE"/>
-            <w:u w:val="single"/>
-          </w:rPr>
-          <w:t>sira 7–12</w:t>
-        </w:r>
-      </w:hyperlink>
+      <w:r>
+        <w:rPr>
+          <w:lang w:val="sw_KE" w:bidi="sw_KE"/>
+        </w:rPr>
+        <w:t>sira 7–12</w:t>
+      </w:r>
       <w:r>
         <w:rPr>
           <w:lang w:val="sw_KE" w:bidi="sw_KE"/>
         </w:rPr>
         <w:t xml:space="preserve">, mtazamo unahamia kwenye ukuu wa Mungu juu ya mwelekeo wa historia. </w:t>
       </w:r>
-      <w:hyperlink r:id="rId38">
-        <w:r>
-          <w:rPr>
-            <w:lang w:val="sw_KE" w:bidi="sw_KE"/>
-          </w:rPr>
-          <w:rPr>
-            <w:color w:val="0000EE"/>
-            <w:u w:val="single"/>
-          </w:rPr>
-          <w:t>Sira ya 7</w:t>
-        </w:r>
-      </w:hyperlink>
+      <w:r>
+        <w:rPr>
+          <w:lang w:val="sw_KE" w:bidi="sw_KE"/>
+        </w:rPr>
+        <w:t>Sira ya 7</w:t>
+      </w:r>
       <w:r>
         <w:rPr>
           <w:lang w:val="sw_KE" w:bidi="sw_KE"/>
         </w:rPr>
         <w:t xml:space="preserve"> inatumia alama za wanyama kusimulia hadithi ile ile inayopatikana katika </w:t>
       </w:r>
-      <w:hyperlink r:id="rId34">
-        <w:r>
-          <w:rPr>
-            <w:lang w:val="sw_KE" w:bidi="sw_KE"/>
-          </w:rPr>
-          <w:rPr>
-            <w:color w:val="0000EE"/>
-            <w:u w:val="single"/>
-          </w:rPr>
-          <w:t>sira ya 2</w:t>
-        </w:r>
-      </w:hyperlink>
+      <w:r>
+        <w:rPr>
+          <w:lang w:val="sw_KE" w:bidi="sw_KE"/>
+        </w:rPr>
+        <w:t>sira ya 2</w:t>
+      </w:r>
       <w:r>
         <w:rPr>
           <w:lang w:val="sw_KE" w:bidi="sw_KE"/>
         </w:rPr>
         <w:t>: Historia ya dunia itafikia kilele katika kuanzishwa kwa Ufalme wa Mungu, lakini kwanza kutakuwa na upinzani mkali dhidi ya Mungu na makusudi yake. Sura ya 8 inaangazia majukumu ya Uajemi na Ugiriki, ikimalizika na matendo ya mtawala mwovu anayepinga watu wa Mungu. Sura ya 9 inaonyesha maombi ya ajabu ya Danieli ambayo yamechochewa na unabii wa Yeremia wa miaka sabini ya utumishi (</w:t>
       </w:r>
-      <w:hyperlink r:id="rId39">
-        <w:r>
-          <w:rPr>
-            <w:lang w:val="sw_KE" w:bidi="sw_KE"/>
-          </w:rPr>
-          <w:rPr>
-            <w:color w:val="0000EE"/>
-            <w:u w:val="single"/>
-          </w:rPr>
-          <w:t>9:1–2</w:t>
-        </w:r>
-      </w:hyperlink>
+      <w:r>
+        <w:rPr>
+          <w:lang w:val="sw_KE" w:bidi="sw_KE"/>
+        </w:rPr>
+        <w:t>9:1–2</w:t>
+      </w:r>
       <w:r>
         <w:rPr>
           <w:lang w:val="sw_KE" w:bidi="sw_KE"/>
         </w:rPr>
         <w:t xml:space="preserve">). Maombi hayo yaligusa moyo wa Mungu na kusaidia kumaliza Uhamisho. Kwa sababu ya sala hiyo, malaika Gabrieli alitumwa kwa Danieli kumfunulia kipindi cha miaka sabini ya seti saba zinazokuja, muhtasari wa mpango wa Mungu wa kuanzisha watu wake na kushughulika na watesi wao. Katika </w:t>
       </w:r>
-      <w:hyperlink r:id="rId40">
-        <w:r>
-          <w:rPr>
-            <w:lang w:val="sw_KE" w:bidi="sw_KE"/>
-          </w:rPr>
-          <w:rPr>
-            <w:color w:val="0000EE"/>
-            <w:u w:val="single"/>
-          </w:rPr>
-          <w:t>sura 10–12</w:t>
-        </w:r>
-      </w:hyperlink>
+      <w:r>
+        <w:rPr>
+          <w:lang w:val="sw_KE" w:bidi="sw_KE"/>
+        </w:rPr>
+        <w:t>sura 10–12</w:t>
+      </w:r>
       <w:r>
         <w:rPr>
           <w:lang w:val="sw_KE" w:bidi="sw_KE"/>
         </w:rPr>
         <w:t>, kitabu kinahitimishwa na maono ya mwisho yanayoonyesha historia kutoka mwaka wa tatu wa Koreshi (536 KK), hadi wakati wa Ugiriki na Roma, na hadi wakati wa ufufuo. Danieli alikuwa mwaminifu kwa wito wake, na Mungu anaahidi kwamba atafufuliwa mwishoni (</w:t>
       </w:r>
-      <w:hyperlink r:id="rId41">
-        <w:r>
-          <w:rPr>
-            <w:lang w:val="sw_KE" w:bidi="sw_KE"/>
-          </w:rPr>
-          <w:rPr>
-            <w:color w:val="0000EE"/>
-            <w:u w:val="single"/>
-          </w:rPr>
-          <w:t>12:13</w:t>
-        </w:r>
-      </w:hyperlink>
+      <w:r>
+        <w:rPr>
+          <w:lang w:val="sw_KE" w:bidi="sw_KE"/>
+        </w:rPr>
+        <w:t>12:13</w:t>
+      </w:r>
       <w:r>
         <w:rPr>
           <w:lang w:val="sw_KE" w:bidi="sw_KE"/>
@@ -968,108 +776,72 @@
         </w:rPr>
         <w:t>Wasomi wamejadili bila kikomo kuhusu tarehe ambayo kitabu cha Danieli kiliwekwa katika umbo lake la mwisho. Wasomi wengi wa kihafidhina wanadai kwamba Danieli aliandika kitabu hicho mwishoni mwa miaka ya 500 Kabla ya Kristo (KK). Kitabu kinadai kuwa unabii wa kinabii (</w:t>
       </w:r>
-      <w:hyperlink r:id="rId42">
-        <w:r>
-          <w:rPr>
-            <w:lang w:val="sw_KE" w:bidi="sw_KE"/>
-          </w:rPr>
-          <w:rPr>
-            <w:color w:val="0000EE"/>
-            <w:u w:val="single"/>
-          </w:rPr>
-          <w:t>2:29–31</w:t>
-        </w:r>
-      </w:hyperlink>
+      <w:r>
+        <w:rPr>
+          <w:lang w:val="sw_KE" w:bidi="sw_KE"/>
+        </w:rPr>
+        <w:t>2:29–31</w:t>
+      </w:r>
       <w:r>
         <w:rPr>
           <w:lang w:val="sw_KE" w:bidi="sw_KE"/>
         </w:rPr>
         <w:t xml:space="preserve">; </w:t>
       </w:r>
-      <w:hyperlink r:id="rId43">
-        <w:r>
-          <w:rPr>
-            <w:lang w:val="sw_KE" w:bidi="sw_KE"/>
-          </w:rPr>
-          <w:rPr>
-            <w:color w:val="0000EE"/>
-            <w:u w:val="single"/>
-          </w:rPr>
-          <w:t>4:24</w:t>
-        </w:r>
-      </w:hyperlink>
+      <w:r>
+        <w:rPr>
+          <w:lang w:val="sw_KE" w:bidi="sw_KE"/>
+        </w:rPr>
+        <w:t>4:24</w:t>
+      </w:r>
       <w:r>
         <w:rPr>
           <w:lang w:val="sw_KE" w:bidi="sw_KE"/>
         </w:rPr>
         <w:t xml:space="preserve">; </w:t>
       </w:r>
-      <w:hyperlink r:id="rId37">
-        <w:r>
-          <w:rPr>
-            <w:lang w:val="sw_KE" w:bidi="sw_KE"/>
-          </w:rPr>
-          <w:rPr>
-            <w:color w:val="0000EE"/>
-            <w:u w:val="single"/>
-          </w:rPr>
-          <w:t>7:1–12:13</w:t>
-        </w:r>
-      </w:hyperlink>
+      <w:r>
+        <w:rPr>
+          <w:lang w:val="sw_KE" w:bidi="sw_KE"/>
+        </w:rPr>
+        <w:t>7:1–12:13</w:t>
+      </w:r>
       <w:r>
         <w:rPr>
           <w:lang w:val="sw_KE" w:bidi="sw_KE"/>
         </w:rPr>
         <w:t>), na mwandishi anamuweka Danieli katika miaka ya 500 (</w:t>
       </w:r>
-      <w:hyperlink r:id="rId44">
-        <w:r>
-          <w:rPr>
-            <w:lang w:val="sw_KE" w:bidi="sw_KE"/>
-          </w:rPr>
-          <w:rPr>
-            <w:color w:val="0000EE"/>
-            <w:u w:val="single"/>
-          </w:rPr>
-          <w:t>2:1</w:t>
-        </w:r>
-      </w:hyperlink>
+      <w:r>
+        <w:rPr>
+          <w:lang w:val="sw_KE" w:bidi="sw_KE"/>
+        </w:rPr>
+        <w:t>2:1</w:t>
+      </w:r>
       <w:r>
         <w:rPr>
           <w:lang w:val="sw_KE" w:bidi="sw_KE"/>
         </w:rPr>
         <w:t xml:space="preserve">; </w:t>
       </w:r>
-      <w:hyperlink r:id="rId45">
-        <w:r>
-          <w:rPr>
-            <w:lang w:val="sw_KE" w:bidi="sw_KE"/>
-          </w:rPr>
-          <w:rPr>
-            <w:color w:val="0000EE"/>
-            <w:u w:val="single"/>
-          </w:rPr>
-          <w:t>5:1</w:t>
-        </w:r>
-      </w:hyperlink>
+      <w:r>
+        <w:rPr>
+          <w:lang w:val="sw_KE" w:bidi="sw_KE"/>
+        </w:rPr>
+        <w:t>5:1</w:t>
+      </w:r>
       <w:r>
         <w:rPr>
           <w:lang w:val="sw_KE" w:bidi="sw_KE"/>
         </w:rPr>
         <w:t xml:space="preserve">; </w:t>
       </w:r>
-      <w:hyperlink r:id="rId46">
-        <w:r>
-          <w:rPr>
-            <w:lang w:val="sw_KE" w:bidi="sw_KE"/>
-          </w:rPr>
-          <w:rPr>
-            <w:color w:val="0000EE"/>
-            <w:u w:val="single"/>
-          </w:rPr>
-          <w:t>10:1</w:t>
-        </w:r>
-      </w:hyperlink>
+      <w:r>
+        <w:rPr>
+          <w:lang w:val="sw_KE" w:bidi="sw_KE"/>
+        </w:rPr>
+        <w:t>10:1</w:t>
+      </w:r>
       <w:r>
         <w:rPr>
           <w:lang w:val="sw_KE" w:bidi="sw_KE"/>
@@ -1090,18 +862,12 @@
         </w:rPr>
         <w:t xml:space="preserve">Wasomi wengine wanapendekeza kuweka tarehe ya kitabu hicho karibu na 164 Kabla ya Kristo (KK), hasa kwa sababu Danieli anafafanua matukio hadi wakati huo—utabiri katika </w:t>
       </w:r>
-      <w:hyperlink r:id="rId47">
-        <w:r>
-          <w:rPr>
-            <w:lang w:val="sw_KE" w:bidi="sw_KE"/>
-          </w:rPr>
-          <w:rPr>
-            <w:color w:val="0000EE"/>
-            <w:u w:val="single"/>
-          </w:rPr>
-          <w:t>11:1–35</w:t>
-        </w:r>
-      </w:hyperlink>
+      <w:r>
+        <w:rPr>
+          <w:lang w:val="sw_KE" w:bidi="sw_KE"/>
+        </w:rPr>
+        <w:t>11:1–35</w:t>
+      </w:r>
       <w:r>
         <w:rPr>
           <w:lang w:val="sw_KE" w:bidi="sw_KE"/>
@@ -1122,36 +888,24 @@
         </w:rPr>
         <w:t>Kata hivyo, kuna matatizo katika kuondoa tarehe ya mapema kwa kitabu hicho. Zaidi ya yote, kitabu katika hali yake ya sasa kinahusishwa waziwazi na Danieli pekee; tarehe ya marehemu inadhani kwamba Danieli hangeweza kuwa mwandishi. Ikiwa Danieli mwenyewe hakuandika unabii wa utabiri, basi madai ya kitabu yanakosa uadilifu unaohitajika kwa mmoja wa manabii waliovuviiwa na Mungu na yangekabiliwa na ugumu wa kukubaliwa katika kanuni ya Kiebrania. Mojawapo ya madai makubwa ya Danieli ni kwamba Mungu anaweza kutabiri siku zijazo (</w:t>
       </w:r>
-      <w:hyperlink r:id="rId48">
-        <w:r>
-          <w:rPr>
-            <w:lang w:val="sw_KE" w:bidi="sw_KE"/>
-          </w:rPr>
-          <w:rPr>
-            <w:color w:val="0000EE"/>
-            <w:u w:val="single"/>
-          </w:rPr>
-          <w:t>2:27–29</w:t>
-        </w:r>
-      </w:hyperlink>
+      <w:r>
+        <w:rPr>
+          <w:lang w:val="sw_KE" w:bidi="sw_KE"/>
+        </w:rPr>
+        <w:t>2:27–29</w:t>
+      </w:r>
       <w:r>
         <w:rPr>
           <w:lang w:val="sw_KE" w:bidi="sw_KE"/>
         </w:rPr>
         <w:t xml:space="preserve">; </w:t>
       </w:r>
-      <w:hyperlink r:id="rId49">
-        <w:r>
-          <w:rPr>
-            <w:lang w:val="sw_KE" w:bidi="sw_KE"/>
-          </w:rPr>
-          <w:rPr>
-            <w:color w:val="0000EE"/>
-            <w:u w:val="single"/>
-          </w:rPr>
-          <w:t>10:21</w:t>
-        </w:r>
-      </w:hyperlink>
+      <w:r>
+        <w:rPr>
+          <w:lang w:val="sw_KE" w:bidi="sw_KE"/>
+        </w:rPr>
+        <w:t>10:21</w:t>
+      </w:r>
       <w:r>
         <w:rPr>
           <w:lang w:val="sw_KE" w:bidi="sw_KE"/>
@@ -1225,90 +979,60 @@
         </w:rPr>
         <w:t>Danieli kama Fasihi ya Hekima. Danieli ni kitabu cha hekima kilichokusudiwa kuwafanya watu wa Mungu wawe na hekima katika njia za Mungu. Mtu mwenye hekima husafishwa kupitia mateso, hutafuta njia ya haki, na huwaongoza wengine katika njia hiyo (</w:t>
       </w:r>
-      <w:hyperlink r:id="rId50">
-        <w:r>
-          <w:rPr>
-            <w:lang w:val="sw_KE" w:bidi="sw_KE"/>
-          </w:rPr>
-          <w:rPr>
-            <w:color w:val="0000EE"/>
-            <w:u w:val="single"/>
-          </w:rPr>
-          <w:t>11:33–35</w:t>
-        </w:r>
-      </w:hyperlink>
+      <w:r>
+        <w:rPr>
+          <w:lang w:val="sw_KE" w:bidi="sw_KE"/>
+        </w:rPr>
+        <w:t>11:33–35</w:t>
+      </w:r>
       <w:r>
         <w:rPr>
           <w:lang w:val="sw_KE" w:bidi="sw_KE"/>
         </w:rPr>
         <w:t xml:space="preserve">; </w:t>
       </w:r>
-      <w:hyperlink r:id="rId51">
-        <w:r>
-          <w:rPr>
-            <w:lang w:val="sw_KE" w:bidi="sw_KE"/>
-          </w:rPr>
-          <w:rPr>
-            <w:color w:val="0000EE"/>
-            <w:u w:val="single"/>
-          </w:rPr>
-          <w:t>12:3</w:t>
-        </w:r>
-      </w:hyperlink>
+      <w:r>
+        <w:rPr>
+          <w:lang w:val="sw_KE" w:bidi="sw_KE"/>
+        </w:rPr>
+        <w:t>12:3</w:t>
+      </w:r>
       <w:r>
         <w:rPr>
           <w:lang w:val="sw_KE" w:bidi="sw_KE"/>
         </w:rPr>
         <w:t>). Mtu mwenye hekima anajua kwamba Mungu Aliye Juu Zaidi ni Mungu wa miungu, kwamba anashikilia siku zijazo mikononi mwake, na kwamba anaweza kuwaokoa watu wake kutoka kwa hatari yoyote (</w:t>
       </w:r>
-      <w:hyperlink r:id="rId52">
-        <w:r>
-          <w:rPr>
-            <w:lang w:val="sw_KE" w:bidi="sw_KE"/>
-          </w:rPr>
-          <w:rPr>
-            <w:color w:val="0000EE"/>
-            <w:u w:val="single"/>
-          </w:rPr>
-          <w:t>3:16–18</w:t>
-        </w:r>
-      </w:hyperlink>
+      <w:r>
+        <w:rPr>
+          <w:lang w:val="sw_KE" w:bidi="sw_KE"/>
+        </w:rPr>
+        <w:t>3:16–18</w:t>
+      </w:r>
       <w:r>
         <w:rPr>
           <w:lang w:val="sw_KE" w:bidi="sw_KE"/>
         </w:rPr>
         <w:t xml:space="preserve">; </w:t>
       </w:r>
-      <w:hyperlink r:id="rId53">
-        <w:r>
-          <w:rPr>
-            <w:lang w:val="sw_KE" w:bidi="sw_KE"/>
-          </w:rPr>
-          <w:rPr>
-            <w:color w:val="0000EE"/>
-            <w:u w:val="single"/>
-          </w:rPr>
-          <w:t>6:21–22</w:t>
-        </w:r>
-      </w:hyperlink>
+      <w:r>
+        <w:rPr>
+          <w:lang w:val="sw_KE" w:bidi="sw_KE"/>
+        </w:rPr>
+        <w:t>6:21–22</w:t>
+      </w:r>
       <w:r>
         <w:rPr>
           <w:lang w:val="sw_KE" w:bidi="sw_KE"/>
         </w:rPr>
         <w:t xml:space="preserve">; </w:t>
       </w:r>
-      <w:hyperlink r:id="rId54">
-        <w:r>
-          <w:rPr>
-            <w:lang w:val="sw_KE" w:bidi="sw_KE"/>
-          </w:rPr>
-          <w:rPr>
-            <w:color w:val="0000EE"/>
-            <w:u w:val="single"/>
-          </w:rPr>
-          <w:t>12:1–3</w:t>
-        </w:r>
-      </w:hyperlink>
+      <w:r>
+        <w:rPr>
+          <w:lang w:val="sw_KE" w:bidi="sw_KE"/>
+        </w:rPr>
+        <w:t>12:1–3</w:t>
+      </w:r>
       <w:r>
         <w:rPr>
           <w:lang w:val="sw_KE" w:bidi="sw_KE"/>
@@ -1368,54 +1092,36 @@
         </w:rPr>
         <w:t>Ni muhimu kutafsiri fasihi ya kiapokaliptiki kulingana na kile picha zake zinakusudia. Ni ukweli na hali gani iliyoko nyuma ya picha hizo? Muktadha wa kifasihi na historia ya nyuma ya kifungu lazima ichunguzwe ili kutafsiri alama zake ipasavyo. Wakati mwingine maarifa yanayohitajika kutafsiri picha hupatikana ndani ya maandishi (</w:t>
       </w:r>
-      <w:hyperlink r:id="rId55">
-        <w:r>
-          <w:rPr>
-            <w:lang w:val="sw_KE" w:bidi="sw_KE"/>
-          </w:rPr>
-          <w:rPr>
-            <w:color w:val="0000EE"/>
-            <w:u w:val="single"/>
-          </w:rPr>
-          <w:t>7:1–14</w:t>
-        </w:r>
-      </w:hyperlink>
+      <w:r>
+        <w:rPr>
+          <w:lang w:val="sw_KE" w:bidi="sw_KE"/>
+        </w:rPr>
+        <w:t>7:1–14</w:t>
+      </w:r>
       <w:r>
         <w:rPr>
           <w:lang w:val="sw_KE" w:bidi="sw_KE"/>
         </w:rPr>
         <w:t xml:space="preserve">, </w:t>
       </w:r>
-      <w:hyperlink r:id="rId56">
-        <w:r>
-          <w:rPr>
-            <w:lang w:val="sw_KE" w:bidi="sw_KE"/>
-          </w:rPr>
-          <w:rPr>
-            <w:color w:val="0000EE"/>
-            <w:u w:val="single"/>
-          </w:rPr>
-          <w:t>16–17</w:t>
-        </w:r>
-      </w:hyperlink>
+      <w:r>
+        <w:rPr>
+          <w:lang w:val="sw_KE" w:bidi="sw_KE"/>
+        </w:rPr>
+        <w:t>16–17</w:t>
+      </w:r>
       <w:r>
         <w:rPr>
           <w:lang w:val="sw_KE" w:bidi="sw_KE"/>
         </w:rPr>
         <w:t xml:space="preserve">, </w:t>
       </w:r>
-      <w:hyperlink r:id="rId57">
-        <w:r>
-          <w:rPr>
-            <w:lang w:val="sw_KE" w:bidi="sw_KE"/>
-          </w:rPr>
-          <w:rPr>
-            <w:color w:val="0000EE"/>
-            <w:u w:val="single"/>
-          </w:rPr>
-          <w:t>23–25</w:t>
-        </w:r>
-      </w:hyperlink>
+      <w:r>
+        <w:rPr>
+          <w:lang w:val="sw_KE" w:bidi="sw_KE"/>
+        </w:rPr>
+        <w:t>23–25</w:t>
+      </w:r>
       <w:r>
         <w:rPr>
           <w:lang w:val="sw_KE" w:bidi="sw_KE"/>
@@ -1472,594 +1178,396 @@
         </w:rPr>
         <w:t>Mada kuu ya Danieli ni kwamba Mungu ni mfalme: Atatimiza makusudi yake kwa wanadamu na viumbe vyote. Historia inaelekea bila kukoma kuelekea Ufalme wa Mungu, ambapo utawala wa Mungu utaonekana kikamilifu. Mungu anahukumu na kuwaokoa watu wake, anadhibiti historia anavyotaka kwa kiwango cha ulimwengu, na kuinua au kuangusha falme na wafalme wa kipagani. Aliamua lini kumaliza Uhamisho (</w:t>
       </w:r>
-      <w:hyperlink r:id="rId58">
-        <w:r>
-          <w:rPr>
-            <w:lang w:val="sw_KE" w:bidi="sw_KE"/>
-          </w:rPr>
-          <w:rPr>
-            <w:color w:val="0000EE"/>
-            <w:u w:val="single"/>
-          </w:rPr>
-          <w:t>9:18–19</w:t>
-        </w:r>
-      </w:hyperlink>
+      <w:r>
+        <w:rPr>
+          <w:lang w:val="sw_KE" w:bidi="sw_KE"/>
+        </w:rPr>
+        <w:t>9:18–19</w:t>
+      </w:r>
       <w:r>
         <w:rPr>
           <w:lang w:val="sw_KE" w:bidi="sw_KE"/>
         </w:rPr>
         <w:t>), na anashinda na kudhibiti nguvu za uovu (</w:t>
       </w:r>
-      <w:hyperlink r:id="rId59">
-        <w:r>
-          <w:rPr>
-            <w:lang w:val="sw_KE" w:bidi="sw_KE"/>
-          </w:rPr>
-          <w:rPr>
-            <w:color w:val="0000EE"/>
-            <w:u w:val="single"/>
-          </w:rPr>
-          <w:t>4:30</w:t>
-        </w:r>
-      </w:hyperlink>
+      <w:r>
+        <w:rPr>
+          <w:lang w:val="sw_KE" w:bidi="sw_KE"/>
+        </w:rPr>
+        <w:t>4:30</w:t>
+      </w:r>
       <w:r>
         <w:rPr>
           <w:lang w:val="sw_KE" w:bidi="sw_KE"/>
         </w:rPr>
         <w:t xml:space="preserve">, </w:t>
       </w:r>
-      <w:hyperlink r:id="rId60">
-        <w:r>
-          <w:rPr>
-            <w:lang w:val="sw_KE" w:bidi="sw_KE"/>
-          </w:rPr>
-          <w:rPr>
-            <w:color w:val="0000EE"/>
-            <w:u w:val="single"/>
-          </w:rPr>
-          <w:t>32</w:t>
-        </w:r>
-      </w:hyperlink>
+      <w:r>
+        <w:rPr>
+          <w:lang w:val="sw_KE" w:bidi="sw_KE"/>
+        </w:rPr>
+        <w:t>32</w:t>
+      </w:r>
       <w:r>
         <w:rPr>
           <w:lang w:val="sw_KE" w:bidi="sw_KE"/>
         </w:rPr>
         <w:t xml:space="preserve">; </w:t>
       </w:r>
-      <w:hyperlink r:id="rId61">
-        <w:r>
-          <w:rPr>
-            <w:lang w:val="sw_KE" w:bidi="sw_KE"/>
-          </w:rPr>
-          <w:rPr>
-            <w:color w:val="0000EE"/>
-            <w:u w:val="single"/>
-          </w:rPr>
-          <w:t>7:8</w:t>
-        </w:r>
-      </w:hyperlink>
+      <w:r>
+        <w:rPr>
+          <w:lang w:val="sw_KE" w:bidi="sw_KE"/>
+        </w:rPr>
+        <w:t>7:8</w:t>
+      </w:r>
       <w:r>
         <w:rPr>
           <w:lang w:val="sw_KE" w:bidi="sw_KE"/>
         </w:rPr>
         <w:t xml:space="preserve">, </w:t>
       </w:r>
-      <w:hyperlink r:id="rId62">
-        <w:r>
-          <w:rPr>
-            <w:lang w:val="sw_KE" w:bidi="sw_KE"/>
-          </w:rPr>
-          <w:rPr>
-            <w:color w:val="0000EE"/>
-            <w:u w:val="single"/>
-          </w:rPr>
-          <w:t>20–21</w:t>
-        </w:r>
-      </w:hyperlink>
+      <w:r>
+        <w:rPr>
+          <w:lang w:val="sw_KE" w:bidi="sw_KE"/>
+        </w:rPr>
+        <w:t>20–21</w:t>
+      </w:r>
       <w:r>
         <w:rPr>
           <w:lang w:val="sw_KE" w:bidi="sw_KE"/>
         </w:rPr>
         <w:t xml:space="preserve">; </w:t>
       </w:r>
-      <w:hyperlink r:id="rId63">
-        <w:r>
-          <w:rPr>
-            <w:lang w:val="sw_KE" w:bidi="sw_KE"/>
-          </w:rPr>
-          <w:rPr>
-            <w:color w:val="0000EE"/>
-            <w:u w:val="single"/>
-          </w:rPr>
-          <w:t>10:13</w:t>
-        </w:r>
-      </w:hyperlink>
+      <w:r>
+        <w:rPr>
+          <w:lang w:val="sw_KE" w:bidi="sw_KE"/>
+        </w:rPr>
+        <w:t>10:13</w:t>
+      </w:r>
       <w:r>
         <w:rPr>
           <w:lang w:val="sw_KE" w:bidi="sw_KE"/>
         </w:rPr>
         <w:t xml:space="preserve">; </w:t>
       </w:r>
-      <w:hyperlink r:id="rId64">
-        <w:r>
-          <w:rPr>
-            <w:lang w:val="sw_KE" w:bidi="sw_KE"/>
-          </w:rPr>
-          <w:rPr>
-            <w:color w:val="0000EE"/>
-            <w:u w:val="single"/>
-          </w:rPr>
-          <w:t>11:28</w:t>
-        </w:r>
-      </w:hyperlink>
+      <w:r>
+        <w:rPr>
+          <w:lang w:val="sw_KE" w:bidi="sw_KE"/>
+        </w:rPr>
+        <w:t>11:28</w:t>
+      </w:r>
       <w:r>
         <w:rPr>
           <w:lang w:val="sw_KE" w:bidi="sw_KE"/>
         </w:rPr>
         <w:t xml:space="preserve">, </w:t>
       </w:r>
-      <w:hyperlink r:id="rId65">
-        <w:r>
-          <w:rPr>
-            <w:lang w:val="sw_KE" w:bidi="sw_KE"/>
-          </w:rPr>
-          <w:rPr>
-            <w:color w:val="0000EE"/>
-            <w:u w:val="single"/>
-          </w:rPr>
-          <w:t>30–32</w:t>
-        </w:r>
-      </w:hyperlink>
+      <w:r>
+        <w:rPr>
+          <w:lang w:val="sw_KE" w:bidi="sw_KE"/>
+        </w:rPr>
+        <w:t>30–32</w:t>
+      </w:r>
       <w:r>
         <w:rPr>
           <w:lang w:val="sw_KE" w:bidi="sw_KE"/>
         </w:rPr>
         <w:t>). Nguvu za mbinguni zinamwinamia (</w:t>
       </w:r>
-      <w:hyperlink r:id="rId66">
-        <w:r>
-          <w:rPr>
-            <w:lang w:val="sw_KE" w:bidi="sw_KE"/>
-          </w:rPr>
-          <w:rPr>
-            <w:color w:val="0000EE"/>
-            <w:u w:val="single"/>
-          </w:rPr>
-          <w:t>3:28</w:t>
-        </w:r>
-      </w:hyperlink>
+      <w:r>
+        <w:rPr>
+          <w:lang w:val="sw_KE" w:bidi="sw_KE"/>
+        </w:rPr>
+        <w:t>3:28</w:t>
+      </w:r>
       <w:r>
         <w:rPr>
           <w:lang w:val="sw_KE" w:bidi="sw_KE"/>
         </w:rPr>
         <w:t xml:space="preserve">; </w:t>
       </w:r>
-      <w:hyperlink r:id="rId67">
-        <w:r>
-          <w:rPr>
-            <w:lang w:val="sw_KE" w:bidi="sw_KE"/>
-          </w:rPr>
-          <w:rPr>
-            <w:color w:val="0000EE"/>
-            <w:u w:val="single"/>
-          </w:rPr>
-          <w:t>4:23</w:t>
-        </w:r>
-      </w:hyperlink>
+      <w:r>
+        <w:rPr>
+          <w:lang w:val="sw_KE" w:bidi="sw_KE"/>
+        </w:rPr>
+        <w:t>4:23</w:t>
+      </w:r>
       <w:r>
         <w:rPr>
           <w:lang w:val="sw_KE" w:bidi="sw_KE"/>
         </w:rPr>
         <w:t xml:space="preserve">, </w:t>
       </w:r>
-      <w:hyperlink r:id="rId68">
-        <w:r>
-          <w:rPr>
-            <w:lang w:val="sw_KE" w:bidi="sw_KE"/>
-          </w:rPr>
-          <w:rPr>
-            <w:color w:val="0000EE"/>
-            <w:u w:val="single"/>
-          </w:rPr>
-          <w:t>35</w:t>
-        </w:r>
-      </w:hyperlink>
+      <w:r>
+        <w:rPr>
+          <w:lang w:val="sw_KE" w:bidi="sw_KE"/>
+        </w:rPr>
+        <w:t>35</w:t>
+      </w:r>
       <w:r>
         <w:rPr>
           <w:lang w:val="sw_KE" w:bidi="sw_KE"/>
         </w:rPr>
         <w:t xml:space="preserve">; </w:t>
       </w:r>
-      <w:hyperlink r:id="rId69">
-        <w:r>
-          <w:rPr>
-            <w:lang w:val="sw_KE" w:bidi="sw_KE"/>
-          </w:rPr>
-          <w:rPr>
-            <w:color w:val="0000EE"/>
-            <w:u w:val="single"/>
-          </w:rPr>
-          <w:t>5:5</w:t>
-        </w:r>
-      </w:hyperlink>
+      <w:r>
+        <w:rPr>
+          <w:lang w:val="sw_KE" w:bidi="sw_KE"/>
+        </w:rPr>
+        <w:t>5:5</w:t>
+      </w:r>
       <w:r>
         <w:rPr>
           <w:lang w:val="sw_KE" w:bidi="sw_KE"/>
         </w:rPr>
         <w:t xml:space="preserve">; </w:t>
       </w:r>
-      <w:hyperlink r:id="rId70">
-        <w:r>
-          <w:rPr>
-            <w:lang w:val="sw_KE" w:bidi="sw_KE"/>
-          </w:rPr>
-          <w:rPr>
-            <w:color w:val="0000EE"/>
-            <w:u w:val="single"/>
-          </w:rPr>
-          <w:t>6:21</w:t>
-        </w:r>
-      </w:hyperlink>
+      <w:r>
+        <w:rPr>
+          <w:lang w:val="sw_KE" w:bidi="sw_KE"/>
+        </w:rPr>
+        <w:t>6:21</w:t>
+      </w:r>
       <w:r>
         <w:rPr>
           <w:lang w:val="sw_KE" w:bidi="sw_KE"/>
         </w:rPr>
         <w:t xml:space="preserve">; </w:t>
       </w:r>
-      <w:hyperlink r:id="rId71">
-        <w:r>
-          <w:rPr>
-            <w:lang w:val="sw_KE" w:bidi="sw_KE"/>
-          </w:rPr>
-          <w:rPr>
-            <w:color w:val="0000EE"/>
-            <w:u w:val="single"/>
-          </w:rPr>
-          <w:t>8:16</w:t>
-        </w:r>
-      </w:hyperlink>
+      <w:r>
+        <w:rPr>
+          <w:lang w:val="sw_KE" w:bidi="sw_KE"/>
+        </w:rPr>
+        <w:t>8:16</w:t>
+      </w:r>
       <w:r>
         <w:rPr>
           <w:lang w:val="sw_KE" w:bidi="sw_KE"/>
         </w:rPr>
         <w:t xml:space="preserve">; </w:t>
       </w:r>
-      <w:hyperlink r:id="rId72">
-        <w:r>
-          <w:rPr>
-            <w:lang w:val="sw_KE" w:bidi="sw_KE"/>
-          </w:rPr>
-          <w:rPr>
-            <w:color w:val="0000EE"/>
-            <w:u w:val="single"/>
-          </w:rPr>
-          <w:t>9:21</w:t>
-        </w:r>
-      </w:hyperlink>
+      <w:r>
+        <w:rPr>
+          <w:lang w:val="sw_KE" w:bidi="sw_KE"/>
+        </w:rPr>
+        <w:t>9:21</w:t>
+      </w:r>
       <w:r>
         <w:rPr>
           <w:lang w:val="sw_KE" w:bidi="sw_KE"/>
         </w:rPr>
         <w:t xml:space="preserve">; </w:t>
       </w:r>
-      <w:hyperlink r:id="rId73">
-        <w:r>
-          <w:rPr>
-            <w:lang w:val="sw_KE" w:bidi="sw_KE"/>
-          </w:rPr>
-          <w:rPr>
-            <w:color w:val="0000EE"/>
-            <w:u w:val="single"/>
-          </w:rPr>
-          <w:t>10:5</w:t>
-        </w:r>
-      </w:hyperlink>
+      <w:r>
+        <w:rPr>
+          <w:lang w:val="sw_KE" w:bidi="sw_KE"/>
+        </w:rPr>
+        <w:t>10:5</w:t>
+      </w:r>
       <w:r>
         <w:rPr>
           <w:lang w:val="sw_KE" w:bidi="sw_KE"/>
         </w:rPr>
         <w:t xml:space="preserve">, </w:t>
       </w:r>
-      <w:hyperlink r:id="rId63">
-        <w:r>
-          <w:rPr>
-            <w:lang w:val="sw_KE" w:bidi="sw_KE"/>
-          </w:rPr>
-          <w:rPr>
-            <w:color w:val="0000EE"/>
-            <w:u w:val="single"/>
-          </w:rPr>
-          <w:t>13</w:t>
-        </w:r>
-      </w:hyperlink>
+      <w:r>
+        <w:rPr>
+          <w:lang w:val="sw_KE" w:bidi="sw_KE"/>
+        </w:rPr>
+        <w:t>13</w:t>
+      </w:r>
       <w:r>
         <w:rPr>
           <w:lang w:val="sw_KE" w:bidi="sw_KE"/>
         </w:rPr>
         <w:t xml:space="preserve">; </w:t>
       </w:r>
-      <w:hyperlink r:id="rId74">
-        <w:r>
-          <w:rPr>
-            <w:lang w:val="sw_KE" w:bidi="sw_KE"/>
-          </w:rPr>
-          <w:rPr>
-            <w:color w:val="0000EE"/>
-            <w:u w:val="single"/>
-          </w:rPr>
-          <w:t>12:1</w:t>
-        </w:r>
-      </w:hyperlink>
+      <w:r>
+        <w:rPr>
+          <w:lang w:val="sw_KE" w:bidi="sw_KE"/>
+        </w:rPr>
+        <w:t>12:1</w:t>
+      </w:r>
       <w:r>
         <w:rPr>
           <w:lang w:val="sw_KE" w:bidi="sw_KE"/>
         </w:rPr>
         <w:t>), na ana uwezo wa kufufua wafu (</w:t>
       </w:r>
-      <w:hyperlink r:id="rId54">
-        <w:r>
-          <w:rPr>
-            <w:lang w:val="sw_KE" w:bidi="sw_KE"/>
-          </w:rPr>
-          <w:rPr>
-            <w:color w:val="0000EE"/>
-            <w:u w:val="single"/>
-          </w:rPr>
-          <w:t>12:1–3</w:t>
-        </w:r>
-      </w:hyperlink>
+      <w:r>
+        <w:rPr>
+          <w:lang w:val="sw_KE" w:bidi="sw_KE"/>
+        </w:rPr>
+        <w:t>12:1–3</w:t>
+      </w:r>
       <w:r>
         <w:rPr>
           <w:lang w:val="sw_KE" w:bidi="sw_KE"/>
         </w:rPr>
         <w:t>). Hekima yake inadhibiti vitu vyote (</w:t>
       </w:r>
-      <w:hyperlink r:id="rId75">
-        <w:r>
-          <w:rPr>
-            <w:lang w:val="sw_KE" w:bidi="sw_KE"/>
-          </w:rPr>
-          <w:rPr>
-            <w:color w:val="0000EE"/>
-            <w:u w:val="single"/>
-          </w:rPr>
-          <w:t>3:18</w:t>
-        </w:r>
-      </w:hyperlink>
+      <w:r>
+        <w:rPr>
+          <w:lang w:val="sw_KE" w:bidi="sw_KE"/>
+        </w:rPr>
+        <w:t>3:18</w:t>
+      </w:r>
       <w:r>
         <w:rPr>
           <w:lang w:val="sw_KE" w:bidi="sw_KE"/>
         </w:rPr>
         <w:t xml:space="preserve">; </w:t>
       </w:r>
-      <w:hyperlink r:id="rId76">
-        <w:r>
-          <w:rPr>
-            <w:lang w:val="sw_KE" w:bidi="sw_KE"/>
-          </w:rPr>
-          <w:rPr>
-            <w:color w:val="0000EE"/>
-            <w:u w:val="single"/>
-          </w:rPr>
-          <w:t>11:35</w:t>
-        </w:r>
-      </w:hyperlink>
+      <w:r>
+        <w:rPr>
+          <w:lang w:val="sw_KE" w:bidi="sw_KE"/>
+        </w:rPr>
+        <w:t>11:35</w:t>
+      </w:r>
       <w:r>
         <w:rPr>
           <w:lang w:val="sw_KE" w:bidi="sw_KE"/>
         </w:rPr>
         <w:t>). Anachagua na kuidhinisha wale wanaopendwa na kuthaminiwa sana machoni pake (</w:t>
       </w:r>
-      <w:hyperlink r:id="rId77">
-        <w:r>
-          <w:rPr>
-            <w:lang w:val="sw_KE" w:bidi="sw_KE"/>
-          </w:rPr>
-          <w:rPr>
-            <w:color w:val="0000EE"/>
-            <w:u w:val="single"/>
-          </w:rPr>
-          <w:t>9:23</w:t>
-        </w:r>
-      </w:hyperlink>
+      <w:r>
+        <w:rPr>
+          <w:lang w:val="sw_KE" w:bidi="sw_KE"/>
+        </w:rPr>
+        <w:t>9:23</w:t>
+      </w:r>
       <w:r>
         <w:rPr>
           <w:lang w:val="sw_KE" w:bidi="sw_KE"/>
         </w:rPr>
         <w:t xml:space="preserve">; </w:t>
       </w:r>
-      <w:hyperlink r:id="rId78">
-        <w:r>
-          <w:rPr>
-            <w:lang w:val="sw_KE" w:bidi="sw_KE"/>
-          </w:rPr>
-          <w:rPr>
-            <w:color w:val="0000EE"/>
-            <w:u w:val="single"/>
-          </w:rPr>
-          <w:t>10:11</w:t>
-        </w:r>
-      </w:hyperlink>
+      <w:r>
+        <w:rPr>
+          <w:lang w:val="sw_KE" w:bidi="sw_KE"/>
+        </w:rPr>
+        <w:t>10:11</w:t>
+      </w:r>
       <w:r>
         <w:rPr>
           <w:lang w:val="sw_KE" w:bidi="sw_KE"/>
         </w:rPr>
         <w:t xml:space="preserve">, </w:t>
       </w:r>
-      <w:hyperlink r:id="rId79">
-        <w:r>
-          <w:rPr>
-            <w:lang w:val="sw_KE" w:bidi="sw_KE"/>
-          </w:rPr>
-          <w:rPr>
-            <w:color w:val="0000EE"/>
-            <w:u w:val="single"/>
-          </w:rPr>
-          <w:t>19</w:t>
-        </w:r>
-      </w:hyperlink>
+      <w:r>
+        <w:rPr>
+          <w:lang w:val="sw_KE" w:bidi="sw_KE"/>
+        </w:rPr>
+        <w:t>19</w:t>
+      </w:r>
       <w:r>
         <w:rPr>
           <w:lang w:val="sw_KE" w:bidi="sw_KE"/>
         </w:rPr>
         <w:t>). Mungu anaunda Ufalme wake juu ya dunia yote milele, na watu wake watautawala pamoja na Mfalme wao, Mwana wa Adamu (</w:t>
       </w:r>
-      <w:hyperlink r:id="rId80">
-        <w:r>
-          <w:rPr>
-            <w:lang w:val="sw_KE" w:bidi="sw_KE"/>
-          </w:rPr>
-          <w:rPr>
-            <w:color w:val="0000EE"/>
-            <w:u w:val="single"/>
-          </w:rPr>
-          <w:t>7:13</w:t>
-        </w:r>
-      </w:hyperlink>
+      <w:r>
+        <w:rPr>
+          <w:lang w:val="sw_KE" w:bidi="sw_KE"/>
+        </w:rPr>
+        <w:t>7:13</w:t>
+      </w:r>
       <w:r>
         <w:rPr>
           <w:lang w:val="sw_KE" w:bidi="sw_KE"/>
         </w:rPr>
         <w:t xml:space="preserve">, </w:t>
       </w:r>
-      <w:hyperlink r:id="rId81">
-        <w:r>
-          <w:rPr>
-            <w:lang w:val="sw_KE" w:bidi="sw_KE"/>
-          </w:rPr>
-          <w:rPr>
-            <w:color w:val="0000EE"/>
-            <w:u w:val="single"/>
-          </w:rPr>
-          <w:t>22</w:t>
-        </w:r>
-      </w:hyperlink>
+      <w:r>
+        <w:rPr>
+          <w:lang w:val="sw_KE" w:bidi="sw_KE"/>
+        </w:rPr>
+        <w:t>22</w:t>
+      </w:r>
       <w:r>
         <w:rPr>
           <w:lang w:val="sw_KE" w:bidi="sw_KE"/>
         </w:rPr>
         <w:t xml:space="preserve">; tazama </w:t>
       </w:r>
-      <w:hyperlink r:id="rId82">
-        <w:r>
-          <w:rPr>
-            <w:lang w:val="sw_KE" w:bidi="sw_KE"/>
-          </w:rPr>
-          <w:rPr>
-            <w:color w:val="0000EE"/>
-            <w:u w:val="single"/>
-          </w:rPr>
-          <w:t>Zab 110:1</w:t>
-        </w:r>
-      </w:hyperlink>
+      <w:r>
+        <w:rPr>
+          <w:lang w:val="sw_KE" w:bidi="sw_KE"/>
+        </w:rPr>
+        <w:t>Zab 110:1</w:t>
+      </w:r>
       <w:r>
         <w:rPr>
           <w:lang w:val="sw_KE" w:bidi="sw_KE"/>
         </w:rPr>
         <w:t xml:space="preserve">; </w:t>
       </w:r>
-      <w:hyperlink r:id="rId83">
-        <w:r>
-          <w:rPr>
-            <w:lang w:val="sw_KE" w:bidi="sw_KE"/>
-          </w:rPr>
-          <w:rPr>
-            <w:color w:val="0000EE"/>
-            <w:u w:val="single"/>
-          </w:rPr>
-          <w:t>Math 24:27–44</w:t>
-        </w:r>
-      </w:hyperlink>
+      <w:r>
+        <w:rPr>
+          <w:lang w:val="sw_KE" w:bidi="sw_KE"/>
+        </w:rPr>
+        <w:t>Math 24:27–44</w:t>
+      </w:r>
       <w:r>
         <w:rPr>
           <w:lang w:val="sw_KE" w:bidi="sw_KE"/>
         </w:rPr>
         <w:t xml:space="preserve">; </w:t>
       </w:r>
-      <w:hyperlink r:id="rId84">
-        <w:r>
-          <w:rPr>
-            <w:lang w:val="sw_KE" w:bidi="sw_KE"/>
-          </w:rPr>
-          <w:rPr>
-            <w:color w:val="0000EE"/>
-            <w:u w:val="single"/>
-          </w:rPr>
-          <w:t>25:31</w:t>
-        </w:r>
-      </w:hyperlink>
+      <w:r>
+        <w:rPr>
+          <w:lang w:val="sw_KE" w:bidi="sw_KE"/>
+        </w:rPr>
+        <w:t>25:31</w:t>
+      </w:r>
       <w:r>
         <w:rPr>
           <w:lang w:val="sw_KE" w:bidi="sw_KE"/>
         </w:rPr>
         <w:t xml:space="preserve">; </w:t>
       </w:r>
-      <w:hyperlink r:id="rId85">
-        <w:r>
-          <w:rPr>
-            <w:lang w:val="sw_KE" w:bidi="sw_KE"/>
-          </w:rPr>
-          <w:rPr>
-            <w:color w:val="0000EE"/>
-            <w:u w:val="single"/>
-          </w:rPr>
-          <w:t>26:2</w:t>
-        </w:r>
-      </w:hyperlink>
+      <w:r>
+        <w:rPr>
+          <w:lang w:val="sw_KE" w:bidi="sw_KE"/>
+        </w:rPr>
+        <w:t>26:2</w:t>
+      </w:r>
       <w:r>
         <w:rPr>
           <w:lang w:val="sw_KE" w:bidi="sw_KE"/>
         </w:rPr>
         <w:t xml:space="preserve">, </w:t>
       </w:r>
-      <w:hyperlink r:id="rId86">
-        <w:r>
-          <w:rPr>
-            <w:lang w:val="sw_KE" w:bidi="sw_KE"/>
-          </w:rPr>
-          <w:rPr>
-            <w:color w:val="0000EE"/>
-            <w:u w:val="single"/>
-          </w:rPr>
-          <w:t>64</w:t>
-        </w:r>
-      </w:hyperlink>
+      <w:r>
+        <w:rPr>
+          <w:lang w:val="sw_KE" w:bidi="sw_KE"/>
+        </w:rPr>
+        <w:t>64</w:t>
+      </w:r>
       <w:r>
         <w:rPr>
           <w:lang w:val="sw_KE" w:bidi="sw_KE"/>
         </w:rPr>
         <w:t xml:space="preserve">; </w:t>
       </w:r>
-      <w:hyperlink r:id="rId87">
-        <w:r>
-          <w:rPr>
-            <w:lang w:val="sw_KE" w:bidi="sw_KE"/>
-          </w:rPr>
-          <w:rPr>
-            <w:color w:val="0000EE"/>
-            <w:u w:val="single"/>
-          </w:rPr>
-          <w:t>Marko 14:62</w:t>
-        </w:r>
-      </w:hyperlink>
+      <w:r>
+        <w:rPr>
+          <w:lang w:val="sw_KE" w:bidi="sw_KE"/>
+        </w:rPr>
+        <w:t>Marko 14:62</w:t>
+      </w:r>
       <w:r>
         <w:rPr>
           <w:lang w:val="sw_KE" w:bidi="sw_KE"/>
         </w:rPr>
         <w:t xml:space="preserve">; </w:t>
       </w:r>
-      <w:hyperlink r:id="rId88">
-        <w:r>
-          <w:rPr>
-            <w:lang w:val="sw_KE" w:bidi="sw_KE"/>
-          </w:rPr>
-          <w:rPr>
-            <w:color w:val="0000EE"/>
-            <w:u w:val="single"/>
-          </w:rPr>
-          <w:t>Ufunuo 1:7</w:t>
-        </w:r>
-      </w:hyperlink>
+      <w:r>
+        <w:rPr>
+          <w:lang w:val="sw_KE" w:bidi="sw_KE"/>
+        </w:rPr>
+        <w:t>Ufunuo 1:7</w:t>
+      </w:r>
       <w:r>
         <w:rPr>
           <w:lang w:val="sw_KE" w:bidi="sw_KE"/>
